--- a/por/docx/49.content.docx
+++ b/por/docx/49.content.docx
@@ -12933,19 +12933,7 @@
         <w:rPr>
           <w:lang w:val="pt_PT" w:bidi="pt_PT"/>
         </w:rPr>
-        <w:t xml:space="preserve">). • Paulo não estava promovendo a escravidão, mas ensinando os cristãos a viverem com ela como um fato da vida naquela cultura (para o tratamento de Paulo sobre a escravidão, veja </w:t>
-      </w:r>
-      <w:r>
-        <w:rPr>
-          <w:lang w:val="pt_PT" w:bidi="pt_PT"/>
-        </w:rPr>
-        <w:t>Introdução ao Livro de Filemom</w:t>
-      </w:r>
-      <w:r>
-        <w:rPr>
-          <w:lang w:val="pt_PT" w:bidi="pt_PT"/>
-        </w:rPr>
-        <w:t>, “Significado e Mensagem”).</w:t>
+        <w:t>). • Paulo não estava promovendo a escravidão, mas ensinando os cristãos a viverem com ela como um fato da vida naquela cultura (para o tratamento de Paulo sobre a escravidão, veja Introdução ao Livro de Filemom, “Significado e Mensagem”).</w:t>
       </w:r>
       <w:r>
         <w:rPr>
